--- a/docs/IngenieriaII/SistemaActual.docx
+++ b/docs/IngenieriaII/SistemaActual.docx
@@ -4,6 +4,7 @@
   <w:body>
     <w:p>
       <w:pPr>
+        <w:spacing w:after="240" w:line="360" w:lineRule="auto"/>
         <w:jc w:val="center"/>
         <w:rPr>
           <w:rFonts w:ascii="Arial" w:hAnsi="Arial" w:cs="Arial"/>
@@ -42,13 +43,7 @@
     </w:p>
     <w:p>
       <w:pPr>
-        <w:rPr>
-          <w:rFonts w:ascii="Arial" w:hAnsi="Arial" w:cs="Arial"/>
-        </w:rPr>
-      </w:pPr>
-    </w:p>
-    <w:p>
-      <w:pPr>
+        <w:spacing w:after="240" w:line="360" w:lineRule="auto"/>
         <w:rPr>
           <w:rFonts w:ascii="Arial" w:hAnsi="Arial" w:cs="Arial"/>
         </w:rPr>
@@ -65,14 +60,6 @@
         </w:rPr>
         <w:t>siguiente:</w:t>
       </w:r>
-      <w:ins w:id="0" w:author="MELANIE OVIEDO MALEA�O" w:date="2025-08-07T14:33:00Z" w16du:dateUtc="2025-08-07T20:33:00Z">
-        <w:r>
-          <w:rPr>
-            <w:rFonts w:ascii="Arial" w:hAnsi="Arial" w:cs="Arial"/>
-          </w:rPr>
-          <w:br/>
-        </w:r>
-      </w:ins>
     </w:p>
     <w:p>
       <w:pPr>
@@ -80,13 +67,16 @@
           <w:ilvl w:val="0"/>
           <w:numId w:val="1"/>
         </w:numPr>
-        <w:rPr>
-          <w:rFonts w:ascii="Arial" w:hAnsi="Arial" w:cs="Arial"/>
-        </w:rPr>
-      </w:pPr>
-      <w:r>
-        <w:rPr>
-          <w:rFonts w:ascii="Arial" w:hAnsi="Arial" w:cs="Arial"/>
+        <w:spacing w:line="360" w:lineRule="auto"/>
+        <w:rPr>
+          <w:rFonts w:ascii="Arial" w:hAnsi="Arial" w:cs="Arial"/>
+        </w:rPr>
+      </w:pPr>
+      <w:r>
+        <w:rPr>
+          <w:rFonts w:ascii="Arial" w:hAnsi="Arial" w:cs="Arial"/>
+          <w:b/>
+          <w:bCs/>
         </w:rPr>
         <w:t>Inventario:</w:t>
       </w:r>
@@ -109,15 +99,24 @@
           <w:ilvl w:val="0"/>
           <w:numId w:val="1"/>
         </w:numPr>
-        <w:rPr>
-          <w:rFonts w:ascii="Arial" w:hAnsi="Arial" w:cs="Arial"/>
-        </w:rPr>
-      </w:pPr>
-      <w:r>
-        <w:rPr>
-          <w:rFonts w:ascii="Arial" w:hAnsi="Arial" w:cs="Arial"/>
-        </w:rPr>
-        <w:t>Ingresos y egresos: Estos de igual maneja se manejan por medio de una tabla de Excel en la cual se ingresa lo que se va gastando, lo que se va vendiendo y las ganancias.</w:t>
+        <w:spacing w:line="360" w:lineRule="auto"/>
+        <w:rPr>
+          <w:rFonts w:ascii="Arial" w:hAnsi="Arial" w:cs="Arial"/>
+        </w:rPr>
+      </w:pPr>
+      <w:r>
+        <w:rPr>
+          <w:rFonts w:ascii="Arial" w:hAnsi="Arial" w:cs="Arial"/>
+          <w:b/>
+          <w:bCs/>
+        </w:rPr>
+        <w:t>Ingresos y egresos:</w:t>
+      </w:r>
+      <w:r>
+        <w:rPr>
+          <w:rFonts w:ascii="Arial" w:hAnsi="Arial" w:cs="Arial"/>
+        </w:rPr>
+        <w:t xml:space="preserve"> Estos de igual maneja se manejan por medio de una tabla de Excel en la cual se ingresa lo que se va gastando, lo que se va vendiendo y las ganancias.</w:t>
       </w:r>
     </w:p>
     <w:p>
@@ -126,15 +125,24 @@
           <w:ilvl w:val="0"/>
           <w:numId w:val="1"/>
         </w:numPr>
-        <w:rPr>
-          <w:rFonts w:ascii="Arial" w:hAnsi="Arial" w:cs="Arial"/>
-        </w:rPr>
-      </w:pPr>
-      <w:r>
-        <w:rPr>
-          <w:rFonts w:ascii="Arial" w:hAnsi="Arial" w:cs="Arial"/>
-        </w:rPr>
-        <w:t xml:space="preserve">Cierre de caja: Este se maneja en otra tabla de Excel </w:t>
+        <w:spacing w:line="360" w:lineRule="auto"/>
+        <w:rPr>
+          <w:rFonts w:ascii="Arial" w:hAnsi="Arial" w:cs="Arial"/>
+        </w:rPr>
+      </w:pPr>
+      <w:r>
+        <w:rPr>
+          <w:rFonts w:ascii="Arial" w:hAnsi="Arial" w:cs="Arial"/>
+          <w:b/>
+          <w:bCs/>
+        </w:rPr>
+        <w:t>Cierre de caja:</w:t>
+      </w:r>
+      <w:r>
+        <w:rPr>
+          <w:rFonts w:ascii="Arial" w:hAnsi="Arial" w:cs="Arial"/>
+        </w:rPr>
+        <w:t xml:space="preserve"> Este se maneja en otra tabla de Excel </w:t>
       </w:r>
       <w:r>
         <w:rPr>
@@ -149,15 +157,58 @@
           <w:ilvl w:val="0"/>
           <w:numId w:val="1"/>
         </w:numPr>
-        <w:rPr>
-          <w:rFonts w:ascii="Arial" w:hAnsi="Arial" w:cs="Arial"/>
-        </w:rPr>
-      </w:pPr>
-      <w:r>
-        <w:rPr>
-          <w:rFonts w:ascii="Arial" w:hAnsi="Arial" w:cs="Arial"/>
-        </w:rPr>
-        <w:t>Calculo de precios: con respecto a los productos como tal se maneja en la misma tabla del inventario en la cual se tiene una formula para su calculo para la cual el negocio maneja un margen de utilidad del 35</w:t>
+        <w:spacing w:line="360" w:lineRule="auto"/>
+        <w:rPr>
+          <w:rFonts w:ascii="Arial" w:hAnsi="Arial" w:cs="Arial"/>
+        </w:rPr>
+      </w:pPr>
+      <w:r>
+        <w:rPr>
+          <w:rFonts w:ascii="Arial" w:hAnsi="Arial" w:cs="Arial"/>
+          <w:b/>
+          <w:bCs/>
+        </w:rPr>
+        <w:t>Cálculo</w:t>
+      </w:r>
+      <w:r>
+        <w:rPr>
+          <w:rFonts w:ascii="Arial" w:hAnsi="Arial" w:cs="Arial"/>
+          <w:b/>
+          <w:bCs/>
+        </w:rPr>
+        <w:t xml:space="preserve"> de precios:</w:t>
+      </w:r>
+      <w:r>
+        <w:rPr>
+          <w:rFonts w:ascii="Arial" w:hAnsi="Arial" w:cs="Arial"/>
+        </w:rPr>
+        <w:t xml:space="preserve"> con respecto a los productos como tal se maneja en la misma tabla del inventario en la cual se tiene una </w:t>
+      </w:r>
+      <w:proofErr w:type="spellStart"/>
+      <w:r>
+        <w:rPr>
+          <w:rFonts w:ascii="Arial" w:hAnsi="Arial" w:cs="Arial"/>
+        </w:rPr>
+        <w:t>formula</w:t>
+      </w:r>
+      <w:proofErr w:type="spellEnd"/>
+      <w:r>
+        <w:rPr>
+          <w:rFonts w:ascii="Arial" w:hAnsi="Arial" w:cs="Arial"/>
+        </w:rPr>
+        <w:t xml:space="preserve"> para su </w:t>
+      </w:r>
+      <w:r>
+        <w:rPr>
+          <w:rFonts w:ascii="Arial" w:hAnsi="Arial" w:cs="Arial"/>
+        </w:rPr>
+        <w:t>cálculo</w:t>
+      </w:r>
+      <w:r>
+        <w:rPr>
+          <w:rFonts w:ascii="Arial" w:hAnsi="Arial" w:cs="Arial"/>
+        </w:rPr>
+        <w:t xml:space="preserve"> para la cual el negocio maneja un margen de utilidad del 35</w:t>
       </w:r>
       <w:r>
         <w:rPr>
@@ -178,21 +229,32 @@
           <w:ilvl w:val="0"/>
           <w:numId w:val="1"/>
         </w:numPr>
-        <w:rPr>
-          <w:rFonts w:ascii="Arial" w:hAnsi="Arial" w:cs="Arial"/>
-        </w:rPr>
-      </w:pPr>
-      <w:r>
-        <w:rPr>
-          <w:rFonts w:ascii="Arial" w:hAnsi="Arial" w:cs="Arial"/>
+        <w:spacing w:line="360" w:lineRule="auto"/>
+        <w:rPr>
+          <w:rFonts w:ascii="Arial" w:hAnsi="Arial" w:cs="Arial"/>
+        </w:rPr>
+      </w:pPr>
+      <w:r>
+        <w:rPr>
+          <w:rFonts w:ascii="Arial" w:hAnsi="Arial" w:cs="Arial"/>
+          <w:b/>
+          <w:bCs/>
         </w:rPr>
         <w:t>El salario de los colaboradores</w:t>
       </w:r>
       <w:r>
         <w:rPr>
           <w:rFonts w:ascii="Arial" w:hAnsi="Arial" w:cs="Arial"/>
-        </w:rPr>
-        <w:t>: El salario el administrador ya los tiene definidos</w:t>
+          <w:b/>
+          <w:bCs/>
+        </w:rPr>
+        <w:t>:</w:t>
+      </w:r>
+      <w:r>
+        <w:rPr>
+          <w:rFonts w:ascii="Arial" w:hAnsi="Arial" w:cs="Arial"/>
+        </w:rPr>
+        <w:t xml:space="preserve"> El salario el administrador ya los tiene definidos</w:t>
       </w:r>
       <w:r>
         <w:rPr>
@@ -249,15 +311,32 @@
           <w:ilvl w:val="0"/>
           <w:numId w:val="1"/>
         </w:numPr>
-        <w:rPr>
-          <w:rFonts w:ascii="Arial" w:hAnsi="Arial" w:cs="Arial"/>
-        </w:rPr>
-      </w:pPr>
-      <w:r>
-        <w:rPr>
-          <w:rFonts w:ascii="Arial" w:hAnsi="Arial" w:cs="Arial"/>
-        </w:rPr>
-        <w:t xml:space="preserve">Reservaciones: En el local no se manejan reservas de mesa como </w:t>
+        <w:spacing w:line="360" w:lineRule="auto"/>
+        <w:rPr>
+          <w:rFonts w:ascii="Arial" w:hAnsi="Arial" w:cs="Arial"/>
+        </w:rPr>
+      </w:pPr>
+      <w:r>
+        <w:rPr>
+          <w:rFonts w:ascii="Arial" w:hAnsi="Arial" w:cs="Arial"/>
+          <w:b/>
+          <w:bCs/>
+        </w:rPr>
+        <w:t>Contratos</w:t>
+      </w:r>
+      <w:r>
+        <w:rPr>
+          <w:rFonts w:ascii="Arial" w:hAnsi="Arial" w:cs="Arial"/>
+          <w:b/>
+          <w:bCs/>
+        </w:rPr>
+        <w:t>:</w:t>
+      </w:r>
+      <w:r>
+        <w:rPr>
+          <w:rFonts w:ascii="Arial" w:hAnsi="Arial" w:cs="Arial"/>
+        </w:rPr>
+        <w:t xml:space="preserve"> En el local no se manejan reservas de mesa como </w:t>
       </w:r>
       <w:r>
         <w:rPr>
@@ -301,21 +380,6 @@
         </w:rPr>
         <w:t>.</w:t>
       </w:r>
-    </w:p>
-    <w:p>
-      <w:pPr>
-        <w:ind w:left="720"/>
-        <w:rPr>
-          <w:rFonts w:ascii="Arial" w:hAnsi="Arial" w:cs="Arial"/>
-        </w:rPr>
-      </w:pPr>
-    </w:p>
-    <w:p>
-      <w:pPr>
-        <w:rPr>
-          <w:rFonts w:ascii="Arial" w:hAnsi="Arial" w:cs="Arial"/>
-        </w:rPr>
-      </w:pPr>
     </w:p>
     <w:sectPr>
       <w:headerReference w:type="default" r:id="rId7"/>
@@ -372,12 +436,12 @@
     <w:pPr>
       <w:pStyle w:val="Encabezado"/>
       <w:rPr>
-        <w:ins w:id="1" w:author="MELANIE OVIEDO MALEA�O" w:date="2025-08-07T14:32:00Z" w16du:dateUtc="2025-08-07T20:32:00Z"/>
+        <w:ins w:id="0" w:author="MELANIE OVIEDO MALEA�O" w:date="2025-08-07T14:32:00Z" w16du:dateUtc="2025-08-07T20:32:00Z"/>
         <w:sz w:val="20"/>
         <w:szCs w:val="20"/>
       </w:rPr>
     </w:pPr>
-    <w:ins w:id="2" w:author="MELANIE OVIEDO MALEA�O" w:date="2025-08-07T14:32:00Z" w16du:dateUtc="2025-08-07T20:32:00Z">
+    <w:ins w:id="1" w:author="MELANIE OVIEDO MALEA�O" w:date="2025-08-07T14:32:00Z" w16du:dateUtc="2025-08-07T20:32:00Z">
       <w:r>
         <w:rPr>
           <w:sz w:val="20"/>
@@ -400,7 +464,7 @@
         <w:tab/>
       </w:r>
     </w:ins>
-    <w:ins w:id="3" w:author="MELANIE OVIEDO MALEA�O" w:date="2025-08-07T14:33:00Z" w16du:dateUtc="2025-08-07T20:33:00Z">
+    <w:ins w:id="2" w:author="MELANIE OVIEDO MALEA�O" w:date="2025-08-07T14:33:00Z" w16du:dateUtc="2025-08-07T20:33:00Z">
       <w:r>
         <w:rPr>
           <w:sz w:val="20"/>
@@ -409,7 +473,7 @@
         <w:t>07</w:t>
       </w:r>
     </w:ins>
-    <w:ins w:id="4" w:author="MELANIE OVIEDO MALEA�O" w:date="2025-08-07T14:32:00Z" w16du:dateUtc="2025-08-07T20:32:00Z">
+    <w:ins w:id="3" w:author="MELANIE OVIEDO MALEA�O" w:date="2025-08-07T14:32:00Z" w16du:dateUtc="2025-08-07T20:32:00Z">
       <w:r>
         <w:rPr>
           <w:sz w:val="20"/>
@@ -418,7 +482,7 @@
         <w:t>/</w:t>
       </w:r>
     </w:ins>
-    <w:ins w:id="5" w:author="MELANIE OVIEDO MALEA�O" w:date="2025-08-07T14:33:00Z" w16du:dateUtc="2025-08-07T20:33:00Z">
+    <w:ins w:id="4" w:author="MELANIE OVIEDO MALEA�O" w:date="2025-08-07T14:33:00Z" w16du:dateUtc="2025-08-07T20:33:00Z">
       <w:r>
         <w:rPr>
           <w:sz w:val="20"/>
@@ -427,7 +491,7 @@
         <w:t>08</w:t>
       </w:r>
     </w:ins>
-    <w:ins w:id="6" w:author="MELANIE OVIEDO MALEA�O" w:date="2025-08-07T14:32:00Z" w16du:dateUtc="2025-08-07T20:32:00Z">
+    <w:ins w:id="5" w:author="MELANIE OVIEDO MALEA�O" w:date="2025-08-07T14:32:00Z" w16du:dateUtc="2025-08-07T20:32:00Z">
       <w:r>
         <w:rPr>
           <w:sz w:val="20"/>
@@ -441,12 +505,12 @@
     <w:pPr>
       <w:pStyle w:val="Encabezado"/>
       <w:rPr>
-        <w:del w:id="7" w:author="MELANIE OVIEDO MALEA�O" w:date="2025-08-07T14:32:00Z" w16du:dateUtc="2025-08-07T20:32:00Z"/>
+        <w:del w:id="6" w:author="MELANIE OVIEDO MALEA�O" w:date="2025-08-07T14:32:00Z" w16du:dateUtc="2025-08-07T20:32:00Z"/>
         <w:sz w:val="20"/>
         <w:szCs w:val="20"/>
       </w:rPr>
     </w:pPr>
-    <w:ins w:id="8" w:author="MELANIE OVIEDO MALEA�O" w:date="2025-08-07T14:32:00Z" w16du:dateUtc="2025-08-07T20:32:00Z">
+    <w:ins w:id="7" w:author="MELANIE OVIEDO MALEA�O" w:date="2025-08-07T14:32:00Z" w16du:dateUtc="2025-08-07T20:32:00Z">
       <w:r>
         <w:rPr>
           <w:sz w:val="20"/>
@@ -455,7 +519,7 @@
         <w:t>Elaborado por: Isaac Herrera, Melanie Oviedo, Natalia Ortiz, Jeremy Romero, Andrea Morera</w:t>
       </w:r>
     </w:ins>
-    <w:del w:id="9" w:author="MELANIE OVIEDO MALEA�O" w:date="2025-08-07T14:32:00Z" w16du:dateUtc="2025-08-07T20:32:00Z">
+    <w:del w:id="8" w:author="MELANIE OVIEDO MALEA�O" w:date="2025-08-07T14:32:00Z" w16du:dateUtc="2025-08-07T20:32:00Z">
       <w:r>
         <w:rPr>
           <w:sz w:val="20"/>
@@ -502,7 +566,7 @@
         <w:szCs w:val="20"/>
       </w:rPr>
     </w:pPr>
-    <w:del w:id="10" w:author="MELANIE OVIEDO MALEA�O" w:date="2025-08-07T14:32:00Z" w16du:dateUtc="2025-08-07T20:32:00Z">
+    <w:del w:id="9" w:author="MELANIE OVIEDO MALEA�O" w:date="2025-08-07T14:32:00Z" w16du:dateUtc="2025-08-07T20:32:00Z">
       <w:r>
         <w:rPr>
           <w:sz w:val="20"/>
@@ -525,7 +589,7 @@
       </w:rPr>
       <w:tab/>
     </w:r>
-    <w:del w:id="11" w:author="MELANIE OVIEDO MALEA�O" w:date="2025-08-07T14:33:00Z" w16du:dateUtc="2025-08-07T20:33:00Z">
+    <w:del w:id="10" w:author="MELANIE OVIEDO MALEA�O" w:date="2025-08-07T14:33:00Z" w16du:dateUtc="2025-08-07T20:33:00Z">
       <w:r>
         <w:rPr>
           <w:sz w:val="20"/>
@@ -1067,11 +1131,15 @@
   </w:style>
   <w:style w:type="character" w:default="1" w:styleId="Fuentedeprrafopredeter">
     <w:name w:val="Default Paragraph Font"/>
+    <w:uiPriority w:val="1"/>
     <w:semiHidden/>
+    <w:unhideWhenUsed/>
   </w:style>
   <w:style w:type="table" w:default="1" w:styleId="Tablanormal">
     <w:name w:val="Normal Table"/>
+    <w:uiPriority w:val="99"/>
     <w:semiHidden/>
+    <w:unhideWhenUsed/>
     <w:tblPr>
       <w:tblInd w:w="0" w:type="dxa"/>
       <w:tblCellMar>
@@ -1084,7 +1152,9 @@
   </w:style>
   <w:style w:type="numbering" w:default="1" w:styleId="Sinlista">
     <w:name w:val="No List"/>
+    <w:uiPriority w:val="99"/>
     <w:semiHidden/>
+    <w:unhideWhenUsed/>
   </w:style>
   <w:style w:type="paragraph" w:styleId="Encabezado">
     <w:name w:val="header"/>
